--- a/outputs/tables/Table8_OOS_GOLD.docx
+++ b/outputs/tables/Table8_OOS_GOLD.docx
@@ -1101,7 +1101,7 @@
                 <w:rFonts w:ascii="Times New Roman" w:hAnsi="Times New Roman"/>
                 <w:sz w:val="20"/>
               </w:rPr>
-              <w:t>100.75458 ± 0.18948</w:t>
+              <w:t>100.54697 ± 1.22365</w:t>
             </w:r>
           </w:p>
         </w:tc>
@@ -1115,7 +1115,7 @@
                 <w:rFonts w:ascii="Times New Roman" w:hAnsi="Times New Roman"/>
                 <w:sz w:val="20"/>
               </w:rPr>
-              <w:t>10.03766</w:t>
+              <w:t>10.02731</w:t>
             </w:r>
           </w:p>
         </w:tc>
@@ -1129,7 +1129,7 @@
                 <w:rFonts w:ascii="Times New Roman" w:hAnsi="Times New Roman"/>
                 <w:sz w:val="20"/>
               </w:rPr>
-              <w:t>2.73184 ± 0.00688</w:t>
+              <w:t>2.72988 ± 0.03130</w:t>
             </w:r>
           </w:p>
         </w:tc>
@@ -1143,7 +1143,7 @@
                 <w:rFonts w:ascii="Times New Roman" w:hAnsi="Times New Roman"/>
                 <w:sz w:val="20"/>
               </w:rPr>
-              <w:t>-0.0393</w:t>
+              <w:t>-0.0372</w:t>
             </w:r>
           </w:p>
         </w:tc>
@@ -1157,7 +1157,7 @@
                 <w:rFonts w:ascii="Times New Roman" w:hAnsi="Times New Roman"/>
                 <w:sz w:val="20"/>
               </w:rPr>
-              <w:t>2.97517</w:t>
+              <w:t>2.87353</w:t>
             </w:r>
           </w:p>
         </w:tc>
@@ -1171,7 +1171,7 @@
                 <w:rFonts w:ascii="Times New Roman" w:hAnsi="Times New Roman"/>
                 <w:sz w:val="20"/>
               </w:rPr>
-              <w:t>-1.9942</w:t>
+              <w:t>-1.9826</w:t>
             </w:r>
           </w:p>
         </w:tc>
@@ -1185,7 +1185,149 @@
                 <w:rFonts w:ascii="Times New Roman" w:hAnsi="Times New Roman"/>
                 <w:sz w:val="20"/>
               </w:rPr>
-              <w:t>+4.52\%</w:t>
+              <w:t>+4.30\%</w:t>
+            </w:r>
+          </w:p>
+        </w:tc>
+        <w:tc>
+          <w:tcPr>
+            <w:tcW w:type="dxa" w:w="864"/>
+          </w:tcPr>
+          <w:p>
+            <w:r>
+              <w:rPr>
+                <w:rFonts w:ascii="Times New Roman" w:hAnsi="Times New Roman"/>
+                <w:sz w:val="20"/>
+              </w:rPr>
+              <w:t>No</w:t>
+            </w:r>
+          </w:p>
+        </w:tc>
+        <w:tc>
+          <w:tcPr>
+            <w:tcW w:type="dxa" w:w="864"/>
+          </w:tcPr>
+          <w:p>
+            <w:r>
+              <w:rPr>
+                <w:rFonts w:ascii="Times New Roman" w:hAnsi="Times New Roman"/>
+                <w:sz w:val="20"/>
+              </w:rPr>
+              <w:t>ok</w:t>
+            </w:r>
+          </w:p>
+        </w:tc>
+      </w:tr>
+      <w:tr>
+        <w:tc>
+          <w:tcPr>
+            <w:tcW w:type="dxa" w:w="864"/>
+          </w:tcPr>
+          <w:p>
+            <w:r>
+              <w:rPr>
+                <w:rFonts w:ascii="Times New Roman" w:hAnsi="Times New Roman"/>
+                <w:sz w:val="20"/>
+              </w:rPr>
+              <w:t>ARCH-LSTM</w:t>
+            </w:r>
+          </w:p>
+        </w:tc>
+        <w:tc>
+          <w:tcPr>
+            <w:tcW w:type="dxa" w:w="864"/>
+          </w:tcPr>
+          <w:p>
+            <w:r>
+              <w:rPr>
+                <w:rFonts w:ascii="Times New Roman" w:hAnsi="Times New Roman"/>
+                <w:sz w:val="20"/>
+              </w:rPr>
+              <w:t>102.56736 ± 0.00021</w:t>
+            </w:r>
+          </w:p>
+        </w:tc>
+        <w:tc>
+          <w:tcPr>
+            <w:tcW w:type="dxa" w:w="864"/>
+          </w:tcPr>
+          <w:p>
+            <w:r>
+              <w:rPr>
+                <w:rFonts w:ascii="Times New Roman" w:hAnsi="Times New Roman"/>
+                <w:sz w:val="20"/>
+              </w:rPr>
+              <w:t>10.12755</w:t>
+            </w:r>
+          </w:p>
+        </w:tc>
+        <w:tc>
+          <w:tcPr>
+            <w:tcW w:type="dxa" w:w="864"/>
+          </w:tcPr>
+          <w:p>
+            <w:r>
+              <w:rPr>
+                <w:rFonts w:ascii="Times New Roman" w:hAnsi="Times New Roman"/>
+                <w:sz w:val="20"/>
+              </w:rPr>
+              <w:t>2.91771 ± 0.00002</w:t>
+            </w:r>
+          </w:p>
+        </w:tc>
+        <w:tc>
+          <w:tcPr>
+            <w:tcW w:type="dxa" w:w="864"/>
+          </w:tcPr>
+          <w:p>
+            <w:r>
+              <w:rPr>
+                <w:rFonts w:ascii="Times New Roman" w:hAnsi="Times New Roman"/>
+                <w:sz w:val="20"/>
+              </w:rPr>
+              <w:t>-0.0580</w:t>
+            </w:r>
+          </w:p>
+        </w:tc>
+        <w:tc>
+          <w:tcPr>
+            <w:tcW w:type="dxa" w:w="864"/>
+          </w:tcPr>
+          <w:p>
+            <w:r>
+              <w:rPr>
+                <w:rFonts w:ascii="Times New Roman" w:hAnsi="Times New Roman"/>
+                <w:sz w:val="20"/>
+              </w:rPr>
+              <w:t>3.20545</w:t>
+            </w:r>
+          </w:p>
+        </w:tc>
+        <w:tc>
+          <w:tcPr>
+            <w:tcW w:type="dxa" w:w="864"/>
+          </w:tcPr>
+          <w:p>
+            <w:r>
+              <w:rPr>
+                <w:rFonts w:ascii="Times New Roman" w:hAnsi="Times New Roman"/>
+                <w:sz w:val="20"/>
+              </w:rPr>
+              <w:t>-2.0218</w:t>
+            </w:r>
+          </w:p>
+        </w:tc>
+        <w:tc>
+          <w:tcPr>
+            <w:tcW w:type="dxa" w:w="864"/>
+          </w:tcPr>
+          <w:p>
+            <w:r>
+              <w:rPr>
+                <w:rFonts w:ascii="Times New Roman" w:hAnsi="Times New Roman"/>
+                <w:sz w:val="20"/>
+              </w:rPr>
+              <w:t>+6.40\%</w:t>
             </w:r>
           </w:p>
         </w:tc>

--- a/outputs/tables/Table8_OOS_GOLD.docx
+++ b/outputs/tables/Table8_OOS_GOLD.docx
@@ -909,6 +909,148 @@
                 <w:rFonts w:ascii="Times New Roman" w:hAnsi="Times New Roman"/>
                 <w:sz w:val="20"/>
               </w:rPr>
+              <w:t>MSGARCH(1,1)</w:t>
+            </w:r>
+          </w:p>
+        </w:tc>
+        <w:tc>
+          <w:tcPr>
+            <w:tcW w:type="dxa" w:w="864"/>
+          </w:tcPr>
+          <w:p>
+            <w:r>
+              <w:rPr>
+                <w:rFonts w:ascii="Times New Roman" w:hAnsi="Times New Roman"/>
+                <w:sz w:val="20"/>
+              </w:rPr>
+              <w:t>100.10053</w:t>
+            </w:r>
+          </w:p>
+        </w:tc>
+        <w:tc>
+          <w:tcPr>
+            <w:tcW w:type="dxa" w:w="864"/>
+          </w:tcPr>
+          <w:p>
+            <w:r>
+              <w:rPr>
+                <w:rFonts w:ascii="Times New Roman" w:hAnsi="Times New Roman"/>
+                <w:sz w:val="20"/>
+              </w:rPr>
+              <w:t>10.00502</w:t>
+            </w:r>
+          </w:p>
+        </w:tc>
+        <w:tc>
+          <w:tcPr>
+            <w:tcW w:type="dxa" w:w="864"/>
+          </w:tcPr>
+          <w:p>
+            <w:r>
+              <w:rPr>
+                <w:rFonts w:ascii="Times New Roman" w:hAnsi="Times New Roman"/>
+                <w:sz w:val="20"/>
+              </w:rPr>
+              <w:t>\textbf{2.68782}</w:t>
+            </w:r>
+          </w:p>
+        </w:tc>
+        <w:tc>
+          <w:tcPr>
+            <w:tcW w:type="dxa" w:w="864"/>
+          </w:tcPr>
+          <w:p>
+            <w:r>
+              <w:rPr>
+                <w:rFonts w:ascii="Times New Roman" w:hAnsi="Times New Roman"/>
+                <w:sz w:val="20"/>
+              </w:rPr>
+              <w:t>-0.0326</w:t>
+            </w:r>
+          </w:p>
+        </w:tc>
+        <w:tc>
+          <w:tcPr>
+            <w:tcW w:type="dxa" w:w="864"/>
+          </w:tcPr>
+          <w:p>
+            <w:r>
+              <w:rPr>
+                <w:rFonts w:ascii="Times New Roman" w:hAnsi="Times New Roman"/>
+                <w:sz w:val="20"/>
+              </w:rPr>
+              <w:t>2.86619</w:t>
+            </w:r>
+          </w:p>
+        </w:tc>
+        <w:tc>
+          <w:tcPr>
+            <w:tcW w:type="dxa" w:w="864"/>
+          </w:tcPr>
+          <w:p>
+            <w:r>
+              <w:rPr>
+                <w:rFonts w:ascii="Times New Roman" w:hAnsi="Times New Roman"/>
+                <w:sz w:val="20"/>
+              </w:rPr>
+              <w:t>-2.0097</w:t>
+            </w:r>
+          </w:p>
+        </w:tc>
+        <w:tc>
+          <w:tcPr>
+            <w:tcW w:type="dxa" w:w="864"/>
+          </w:tcPr>
+          <w:p>
+            <w:r>
+              <w:rPr>
+                <w:rFonts w:ascii="Times New Roman" w:hAnsi="Times New Roman"/>
+                <w:sz w:val="20"/>
+              </w:rPr>
+              <w:t>+3.84\%</w:t>
+            </w:r>
+          </w:p>
+        </w:tc>
+        <w:tc>
+          <w:tcPr>
+            <w:tcW w:type="dxa" w:w="864"/>
+          </w:tcPr>
+          <w:p>
+            <w:r>
+              <w:rPr>
+                <w:rFonts w:ascii="Times New Roman" w:hAnsi="Times New Roman"/>
+                <w:sz w:val="20"/>
+              </w:rPr>
+              <w:t>No</w:t>
+            </w:r>
+          </w:p>
+        </w:tc>
+        <w:tc>
+          <w:tcPr>
+            <w:tcW w:type="dxa" w:w="864"/>
+          </w:tcPr>
+          <w:p>
+            <w:r>
+              <w:rPr>
+                <w:rFonts w:ascii="Times New Roman" w:hAnsi="Times New Roman"/>
+                <w:sz w:val="20"/>
+              </w:rPr>
+              <w:t>—</w:t>
+            </w:r>
+          </w:p>
+        </w:tc>
+      </w:tr>
+      <w:tr>
+        <w:tc>
+          <w:tcPr>
+            <w:tcW w:type="dxa" w:w="864"/>
+          </w:tcPr>
+          <w:p>
+            <w:r>
+              <w:rPr>
+                <w:rFonts w:ascii="Times New Roman" w:hAnsi="Times New Roman"/>
+                <w:sz w:val="20"/>
+              </w:rPr>
               <w:t>HAR</w:t>
             </w:r>
           </w:p>
@@ -1061,24 +1203,6 @@
       <w:tr>
         <w:tc>
           <w:tcPr>
-            <w:tcW w:type="dxa" w:w="8640"/>
-            <w:gridSpan w:val="10"/>
-          </w:tcPr>
-          <w:p>
-            <w:r>
-              <w:rPr>
-                <w:rFonts w:ascii="Times New Roman" w:hAnsi="Times New Roman"/>
-                <w:b/>
-                <w:sz w:val="20"/>
-              </w:rPr>
-              <w:t>Panel C</w:t>
-            </w:r>
-          </w:p>
-        </w:tc>
-      </w:tr>
-      <w:tr>
-        <w:tc>
-          <w:tcPr>
             <w:tcW w:type="dxa" w:w="864"/>
           </w:tcPr>
           <w:p>
@@ -1087,7 +1211,7 @@
                 <w:rFonts w:ascii="Times New Roman" w:hAnsi="Times New Roman"/>
                 <w:sz w:val="20"/>
               </w:rPr>
-              <w:t>LSTM-SSE-t-Student</w:t>
+              <w:t>NN-GARCH</w:t>
             </w:r>
           </w:p>
         </w:tc>
@@ -1101,7 +1225,7 @@
                 <w:rFonts w:ascii="Times New Roman" w:hAnsi="Times New Roman"/>
                 <w:sz w:val="20"/>
               </w:rPr>
-              <w:t>100.54697 ± 1.22365</w:t>
+              <w:t>198.15270 ± 2100.37477</w:t>
             </w:r>
           </w:p>
         </w:tc>
@@ -1115,7 +1239,7 @@
                 <w:rFonts w:ascii="Times New Roman" w:hAnsi="Times New Roman"/>
                 <w:sz w:val="20"/>
               </w:rPr>
-              <w:t>10.02731</w:t>
+              <w:t>14.07667</w:t>
             </w:r>
           </w:p>
         </w:tc>
@@ -1129,7 +1253,7 @@
                 <w:rFonts w:ascii="Times New Roman" w:hAnsi="Times New Roman"/>
                 <w:sz w:val="20"/>
               </w:rPr>
-              <w:t>2.72988 ± 0.03130</w:t>
+              <w:t>3.45347 ± 1.56353</w:t>
             </w:r>
           </w:p>
         </w:tc>
@@ -1143,7 +1267,7 @@
                 <w:rFonts w:ascii="Times New Roman" w:hAnsi="Times New Roman"/>
                 <w:sz w:val="20"/>
               </w:rPr>
-              <w:t>-0.0372</w:t>
+              <w:t>-1.0440</w:t>
             </w:r>
           </w:p>
         </w:tc>
@@ -1157,7 +1281,7 @@
                 <w:rFonts w:ascii="Times New Roman" w:hAnsi="Times New Roman"/>
                 <w:sz w:val="20"/>
               </w:rPr>
-              <w:t>2.87353</w:t>
+              <w:t>2.48919</w:t>
             </w:r>
           </w:p>
         </w:tc>
@@ -1171,7 +1295,7 @@
                 <w:rFonts w:ascii="Times New Roman" w:hAnsi="Times New Roman"/>
                 <w:sz w:val="20"/>
               </w:rPr>
-              <w:t>-1.9826</w:t>
+              <w:t>-1.9281</w:t>
             </w:r>
           </w:p>
         </w:tc>
@@ -1185,7 +1309,7 @@
                 <w:rFonts w:ascii="Times New Roman" w:hAnsi="Times New Roman"/>
                 <w:sz w:val="20"/>
               </w:rPr>
-              <w:t>+4.30\%</w:t>
+              <w:t>+105.56\%</w:t>
             </w:r>
           </w:p>
         </w:tc>
@@ -1213,7 +1337,735 @@
                 <w:rFonts w:ascii="Times New Roman" w:hAnsi="Times New Roman"/>
                 <w:sz w:val="20"/>
               </w:rPr>
-              <w:t>ok</w:t>
+              <w:t>—</w:t>
+            </w:r>
+          </w:p>
+        </w:tc>
+      </w:tr>
+      <w:tr>
+        <w:tc>
+          <w:tcPr>
+            <w:tcW w:type="dxa" w:w="864"/>
+          </w:tcPr>
+          <w:p>
+            <w:r>
+              <w:rPr>
+                <w:rFonts w:ascii="Times New Roman" w:hAnsi="Times New Roman"/>
+                <w:sz w:val="20"/>
+              </w:rPr>
+              <w:t>LSTM-SSE</w:t>
+            </w:r>
+          </w:p>
+        </w:tc>
+        <w:tc>
+          <w:tcPr>
+            <w:tcW w:type="dxa" w:w="864"/>
+          </w:tcPr>
+          <w:p>
+            <w:r>
+              <w:rPr>
+                <w:rFonts w:ascii="Times New Roman" w:hAnsi="Times New Roman"/>
+                <w:sz w:val="20"/>
+              </w:rPr>
+              <w:t>96.08275 ± 0.94425</w:t>
+            </w:r>
+          </w:p>
+        </w:tc>
+        <w:tc>
+          <w:tcPr>
+            <w:tcW w:type="dxa" w:w="864"/>
+          </w:tcPr>
+          <w:p>
+            <w:r>
+              <w:rPr>
+                <w:rFonts w:ascii="Times New Roman" w:hAnsi="Times New Roman"/>
+                <w:sz w:val="20"/>
+              </w:rPr>
+              <w:t>9.80218</w:t>
+            </w:r>
+          </w:p>
+        </w:tc>
+        <w:tc>
+          <w:tcPr>
+            <w:tcW w:type="dxa" w:w="864"/>
+          </w:tcPr>
+          <w:p>
+            <w:r>
+              <w:rPr>
+                <w:rFonts w:ascii="Times New Roman" w:hAnsi="Times New Roman"/>
+                <w:sz w:val="20"/>
+              </w:rPr>
+              <w:t>2.78872 ± 0.01855</w:t>
+            </w:r>
+          </w:p>
+        </w:tc>
+        <w:tc>
+          <w:tcPr>
+            <w:tcW w:type="dxa" w:w="864"/>
+          </w:tcPr>
+          <w:p>
+            <w:r>
+              <w:rPr>
+                <w:rFonts w:ascii="Times New Roman" w:hAnsi="Times New Roman"/>
+                <w:sz w:val="20"/>
+              </w:rPr>
+              <w:t>0.0089</w:t>
+            </w:r>
+          </w:p>
+        </w:tc>
+        <w:tc>
+          <w:tcPr>
+            <w:tcW w:type="dxa" w:w="864"/>
+          </w:tcPr>
+          <w:p>
+            <w:r>
+              <w:rPr>
+                <w:rFonts w:ascii="Times New Roman" w:hAnsi="Times New Roman"/>
+                <w:sz w:val="20"/>
+              </w:rPr>
+              <w:t>2.15964</w:t>
+            </w:r>
+          </w:p>
+        </w:tc>
+        <w:tc>
+          <w:tcPr>
+            <w:tcW w:type="dxa" w:w="864"/>
+          </w:tcPr>
+          <w:p>
+            <w:r>
+              <w:rPr>
+                <w:rFonts w:ascii="Times New Roman" w:hAnsi="Times New Roman"/>
+                <w:sz w:val="20"/>
+              </w:rPr>
+              <w:t>-1.8696</w:t>
+            </w:r>
+          </w:p>
+        </w:tc>
+        <w:tc>
+          <w:tcPr>
+            <w:tcW w:type="dxa" w:w="864"/>
+          </w:tcPr>
+          <w:p>
+            <w:r>
+              <w:rPr>
+                <w:rFonts w:ascii="Times New Roman" w:hAnsi="Times New Roman"/>
+                <w:sz w:val="20"/>
+              </w:rPr>
+              <w:t>-0.33\%</w:t>
+            </w:r>
+          </w:p>
+        </w:tc>
+        <w:tc>
+          <w:tcPr>
+            <w:tcW w:type="dxa" w:w="864"/>
+          </w:tcPr>
+          <w:p>
+            <w:r>
+              <w:rPr>
+                <w:rFonts w:ascii="Times New Roman" w:hAnsi="Times New Roman"/>
+                <w:sz w:val="20"/>
+              </w:rPr>
+              <w:t>Yes</w:t>
+            </w:r>
+          </w:p>
+        </w:tc>
+        <w:tc>
+          <w:tcPr>
+            <w:tcW w:type="dxa" w:w="864"/>
+          </w:tcPr>
+          <w:p>
+            <w:r>
+              <w:rPr>
+                <w:rFonts w:ascii="Times New Roman" w:hAnsi="Times New Roman"/>
+                <w:sz w:val="20"/>
+              </w:rPr>
+              <w:t>—</w:t>
+            </w:r>
+          </w:p>
+        </w:tc>
+      </w:tr>
+      <w:tr>
+        <w:tc>
+          <w:tcPr>
+            <w:tcW w:type="dxa" w:w="864"/>
+          </w:tcPr>
+          <w:p>
+            <w:r>
+              <w:rPr>
+                <w:rFonts w:ascii="Times New Roman" w:hAnsi="Times New Roman"/>
+                <w:sz w:val="20"/>
+              </w:rPr>
+              <w:t>CNN-LSTM</w:t>
+            </w:r>
+          </w:p>
+        </w:tc>
+        <w:tc>
+          <w:tcPr>
+            <w:tcW w:type="dxa" w:w="864"/>
+          </w:tcPr>
+          <w:p>
+            <w:r>
+              <w:rPr>
+                <w:rFonts w:ascii="Times New Roman" w:hAnsi="Times New Roman"/>
+                <w:sz w:val="20"/>
+              </w:rPr>
+              <w:t>117.70769 ± 11.22666</w:t>
+            </w:r>
+          </w:p>
+        </w:tc>
+        <w:tc>
+          <w:tcPr>
+            <w:tcW w:type="dxa" w:w="864"/>
+          </w:tcPr>
+          <w:p>
+            <w:r>
+              <w:rPr>
+                <w:rFonts w:ascii="Times New Roman" w:hAnsi="Times New Roman"/>
+                <w:sz w:val="20"/>
+              </w:rPr>
+              <w:t>10.84932</w:t>
+            </w:r>
+          </w:p>
+        </w:tc>
+        <w:tc>
+          <w:tcPr>
+            <w:tcW w:type="dxa" w:w="864"/>
+          </w:tcPr>
+          <w:p>
+            <w:r>
+              <w:rPr>
+                <w:rFonts w:ascii="Times New Roman" w:hAnsi="Times New Roman"/>
+                <w:sz w:val="20"/>
+              </w:rPr>
+              <w:t>3.15636 ± 0.14743</w:t>
+            </w:r>
+          </w:p>
+        </w:tc>
+        <w:tc>
+          <w:tcPr>
+            <w:tcW w:type="dxa" w:w="864"/>
+          </w:tcPr>
+          <w:p>
+            <w:r>
+              <w:rPr>
+                <w:rFonts w:ascii="Times New Roman" w:hAnsi="Times New Roman"/>
+                <w:sz w:val="20"/>
+              </w:rPr>
+              <w:t>-0.2142</w:t>
+            </w:r>
+          </w:p>
+        </w:tc>
+        <w:tc>
+          <w:tcPr>
+            <w:tcW w:type="dxa" w:w="864"/>
+          </w:tcPr>
+          <w:p>
+            <w:r>
+              <w:rPr>
+                <w:rFonts w:ascii="Times New Roman" w:hAnsi="Times New Roman"/>
+                <w:sz w:val="20"/>
+              </w:rPr>
+              <w:t>2.54396</w:t>
+            </w:r>
+          </w:p>
+        </w:tc>
+        <w:tc>
+          <w:tcPr>
+            <w:tcW w:type="dxa" w:w="864"/>
+          </w:tcPr>
+          <w:p>
+            <w:r>
+              <w:rPr>
+                <w:rFonts w:ascii="Times New Roman" w:hAnsi="Times New Roman"/>
+                <w:sz w:val="20"/>
+              </w:rPr>
+              <w:t>-1.9359</w:t>
+            </w:r>
+          </w:p>
+        </w:tc>
+        <w:tc>
+          <w:tcPr>
+            <w:tcW w:type="dxa" w:w="864"/>
+          </w:tcPr>
+          <w:p>
+            <w:r>
+              <w:rPr>
+                <w:rFonts w:ascii="Times New Roman" w:hAnsi="Times New Roman"/>
+                <w:sz w:val="20"/>
+              </w:rPr>
+              <w:t>+22.11\%</w:t>
+            </w:r>
+          </w:p>
+        </w:tc>
+        <w:tc>
+          <w:tcPr>
+            <w:tcW w:type="dxa" w:w="864"/>
+          </w:tcPr>
+          <w:p>
+            <w:r>
+              <w:rPr>
+                <w:rFonts w:ascii="Times New Roman" w:hAnsi="Times New Roman"/>
+                <w:sz w:val="20"/>
+              </w:rPr>
+              <w:t>No</w:t>
+            </w:r>
+          </w:p>
+        </w:tc>
+        <w:tc>
+          <w:tcPr>
+            <w:tcW w:type="dxa" w:w="864"/>
+          </w:tcPr>
+          <w:p>
+            <w:r>
+              <w:rPr>
+                <w:rFonts w:ascii="Times New Roman" w:hAnsi="Times New Roman"/>
+                <w:sz w:val="20"/>
+              </w:rPr>
+              <w:t>—</w:t>
+            </w:r>
+          </w:p>
+        </w:tc>
+      </w:tr>
+      <w:tr>
+        <w:tc>
+          <w:tcPr>
+            <w:tcW w:type="dxa" w:w="864"/>
+          </w:tcPr>
+          <w:p>
+            <w:r>
+              <w:rPr>
+                <w:rFonts w:ascii="Times New Roman" w:hAnsi="Times New Roman"/>
+                <w:sz w:val="20"/>
+              </w:rPr>
+              <w:t>LSTM-Attention</w:t>
+            </w:r>
+          </w:p>
+        </w:tc>
+        <w:tc>
+          <w:tcPr>
+            <w:tcW w:type="dxa" w:w="864"/>
+          </w:tcPr>
+          <w:p>
+            <w:r>
+              <w:rPr>
+                <w:rFonts w:ascii="Times New Roman" w:hAnsi="Times New Roman"/>
+                <w:sz w:val="20"/>
+              </w:rPr>
+              <w:t>98.32731 ± 0.22498</w:t>
+            </w:r>
+          </w:p>
+        </w:tc>
+        <w:tc>
+          <w:tcPr>
+            <w:tcW w:type="dxa" w:w="864"/>
+          </w:tcPr>
+          <w:p>
+            <w:r>
+              <w:rPr>
+                <w:rFonts w:ascii="Times New Roman" w:hAnsi="Times New Roman"/>
+                <w:sz w:val="20"/>
+              </w:rPr>
+              <w:t>9.91601</w:t>
+            </w:r>
+          </w:p>
+        </w:tc>
+        <w:tc>
+          <w:tcPr>
+            <w:tcW w:type="dxa" w:w="864"/>
+          </w:tcPr>
+          <w:p>
+            <w:r>
+              <w:rPr>
+                <w:rFonts w:ascii="Times New Roman" w:hAnsi="Times New Roman"/>
+                <w:sz w:val="20"/>
+              </w:rPr>
+              <w:t>2.86328 ± 0.02416</w:t>
+            </w:r>
+          </w:p>
+        </w:tc>
+        <w:tc>
+          <w:tcPr>
+            <w:tcW w:type="dxa" w:w="864"/>
+          </w:tcPr>
+          <w:p>
+            <w:r>
+              <w:rPr>
+                <w:rFonts w:ascii="Times New Roman" w:hAnsi="Times New Roman"/>
+                <w:sz w:val="20"/>
+              </w:rPr>
+              <w:t>-0.0143</w:t>
+            </w:r>
+          </w:p>
+        </w:tc>
+        <w:tc>
+          <w:tcPr>
+            <w:tcW w:type="dxa" w:w="864"/>
+          </w:tcPr>
+          <w:p>
+            <w:r>
+              <w:rPr>
+                <w:rFonts w:ascii="Times New Roman" w:hAnsi="Times New Roman"/>
+                <w:sz w:val="20"/>
+              </w:rPr>
+              <w:t>2.22035</w:t>
+            </w:r>
+          </w:p>
+        </w:tc>
+        <w:tc>
+          <w:tcPr>
+            <w:tcW w:type="dxa" w:w="864"/>
+          </w:tcPr>
+          <w:p>
+            <w:r>
+              <w:rPr>
+                <w:rFonts w:ascii="Times New Roman" w:hAnsi="Times New Roman"/>
+                <w:sz w:val="20"/>
+              </w:rPr>
+              <w:t>-1.8741</w:t>
+            </w:r>
+          </w:p>
+        </w:tc>
+        <w:tc>
+          <w:tcPr>
+            <w:tcW w:type="dxa" w:w="864"/>
+          </w:tcPr>
+          <w:p>
+            <w:r>
+              <w:rPr>
+                <w:rFonts w:ascii="Times New Roman" w:hAnsi="Times New Roman"/>
+                <w:sz w:val="20"/>
+              </w:rPr>
+              <w:t>+2.00\%</w:t>
+            </w:r>
+          </w:p>
+        </w:tc>
+        <w:tc>
+          <w:tcPr>
+            <w:tcW w:type="dxa" w:w="864"/>
+          </w:tcPr>
+          <w:p>
+            <w:r>
+              <w:rPr>
+                <w:rFonts w:ascii="Times New Roman" w:hAnsi="Times New Roman"/>
+                <w:sz w:val="20"/>
+              </w:rPr>
+              <w:t>Yes</w:t>
+            </w:r>
+          </w:p>
+        </w:tc>
+        <w:tc>
+          <w:tcPr>
+            <w:tcW w:type="dxa" w:w="864"/>
+          </w:tcPr>
+          <w:p>
+            <w:r>
+              <w:rPr>
+                <w:rFonts w:ascii="Times New Roman" w:hAnsi="Times New Roman"/>
+                <w:sz w:val="20"/>
+              </w:rPr>
+              <w:t>—</w:t>
+            </w:r>
+          </w:p>
+        </w:tc>
+      </w:tr>
+      <w:tr>
+        <w:tc>
+          <w:tcPr>
+            <w:tcW w:type="dxa" w:w="864"/>
+          </w:tcPr>
+          <w:p>
+            <w:r>
+              <w:rPr>
+                <w:rFonts w:ascii="Times New Roman" w:hAnsi="Times New Roman"/>
+                <w:sz w:val="20"/>
+              </w:rPr>
+              <w:t>TCN</w:t>
+            </w:r>
+          </w:p>
+        </w:tc>
+        <w:tc>
+          <w:tcPr>
+            <w:tcW w:type="dxa" w:w="864"/>
+          </w:tcPr>
+          <w:p>
+            <w:r>
+              <w:rPr>
+                <w:rFonts w:ascii="Times New Roman" w:hAnsi="Times New Roman"/>
+                <w:sz w:val="20"/>
+              </w:rPr>
+              <w:t>102.14170 ± 192.31879</w:t>
+            </w:r>
+          </w:p>
+        </w:tc>
+        <w:tc>
+          <w:tcPr>
+            <w:tcW w:type="dxa" w:w="864"/>
+          </w:tcPr>
+          <w:p>
+            <w:r>
+              <w:rPr>
+                <w:rFonts w:ascii="Times New Roman" w:hAnsi="Times New Roman"/>
+                <w:sz w:val="20"/>
+              </w:rPr>
+              <w:t>10.10652</w:t>
+            </w:r>
+          </w:p>
+        </w:tc>
+        <w:tc>
+          <w:tcPr>
+            <w:tcW w:type="dxa" w:w="864"/>
+          </w:tcPr>
+          <w:p>
+            <w:r>
+              <w:rPr>
+                <w:rFonts w:ascii="Times New Roman" w:hAnsi="Times New Roman"/>
+                <w:sz w:val="20"/>
+              </w:rPr>
+              <w:t>3.01176 ± 0.91625</w:t>
+            </w:r>
+          </w:p>
+        </w:tc>
+        <w:tc>
+          <w:tcPr>
+            <w:tcW w:type="dxa" w:w="864"/>
+          </w:tcPr>
+          <w:p>
+            <w:r>
+              <w:rPr>
+                <w:rFonts w:ascii="Times New Roman" w:hAnsi="Times New Roman"/>
+                <w:sz w:val="20"/>
+              </w:rPr>
+              <w:t>-0.0536</w:t>
+            </w:r>
+          </w:p>
+        </w:tc>
+        <w:tc>
+          <w:tcPr>
+            <w:tcW w:type="dxa" w:w="864"/>
+          </w:tcPr>
+          <w:p>
+            <w:r>
+              <w:rPr>
+                <w:rFonts w:ascii="Times New Roman" w:hAnsi="Times New Roman"/>
+                <w:sz w:val="20"/>
+              </w:rPr>
+              <w:t>2.37063</w:t>
+            </w:r>
+          </w:p>
+        </w:tc>
+        <w:tc>
+          <w:tcPr>
+            <w:tcW w:type="dxa" w:w="864"/>
+          </w:tcPr>
+          <w:p>
+            <w:r>
+              <w:rPr>
+                <w:rFonts w:ascii="Times New Roman" w:hAnsi="Times New Roman"/>
+                <w:sz w:val="20"/>
+              </w:rPr>
+              <w:t>-1.9202</w:t>
+            </w:r>
+          </w:p>
+        </w:tc>
+        <w:tc>
+          <w:tcPr>
+            <w:tcW w:type="dxa" w:w="864"/>
+          </w:tcPr>
+          <w:p>
+            <w:r>
+              <w:rPr>
+                <w:rFonts w:ascii="Times New Roman" w:hAnsi="Times New Roman"/>
+                <w:sz w:val="20"/>
+              </w:rPr>
+              <w:t>+5.96\%</w:t>
+            </w:r>
+          </w:p>
+        </w:tc>
+        <w:tc>
+          <w:tcPr>
+            <w:tcW w:type="dxa" w:w="864"/>
+          </w:tcPr>
+          <w:p>
+            <w:r>
+              <w:rPr>
+                <w:rFonts w:ascii="Times New Roman" w:hAnsi="Times New Roman"/>
+                <w:sz w:val="20"/>
+              </w:rPr>
+              <w:t>No</w:t>
+            </w:r>
+          </w:p>
+        </w:tc>
+        <w:tc>
+          <w:tcPr>
+            <w:tcW w:type="dxa" w:w="864"/>
+          </w:tcPr>
+          <w:p>
+            <w:r>
+              <w:rPr>
+                <w:rFonts w:ascii="Times New Roman" w:hAnsi="Times New Roman"/>
+                <w:sz w:val="20"/>
+              </w:rPr>
+              <w:t>—</w:t>
+            </w:r>
+          </w:p>
+        </w:tc>
+      </w:tr>
+      <w:tr>
+        <w:tc>
+          <w:tcPr>
+            <w:tcW w:type="dxa" w:w="864"/>
+          </w:tcPr>
+          <w:p>
+            <w:r>
+              <w:rPr>
+                <w:rFonts w:ascii="Times New Roman" w:hAnsi="Times New Roman"/>
+                <w:sz w:val="20"/>
+              </w:rPr>
+              <w:t>Transformer</w:t>
+            </w:r>
+          </w:p>
+        </w:tc>
+        <w:tc>
+          <w:tcPr>
+            <w:tcW w:type="dxa" w:w="864"/>
+          </w:tcPr>
+          <w:p>
+            <w:r>
+              <w:rPr>
+                <w:rFonts w:ascii="Times New Roman" w:hAnsi="Times New Roman"/>
+                <w:sz w:val="20"/>
+              </w:rPr>
+              <w:t>100.55884 ± 7.99738</w:t>
+            </w:r>
+          </w:p>
+        </w:tc>
+        <w:tc>
+          <w:tcPr>
+            <w:tcW w:type="dxa" w:w="864"/>
+          </w:tcPr>
+          <w:p>
+            <w:r>
+              <w:rPr>
+                <w:rFonts w:ascii="Times New Roman" w:hAnsi="Times New Roman"/>
+                <w:sz w:val="20"/>
+              </w:rPr>
+              <w:t>10.02790</w:t>
+            </w:r>
+          </w:p>
+        </w:tc>
+        <w:tc>
+          <w:tcPr>
+            <w:tcW w:type="dxa" w:w="864"/>
+          </w:tcPr>
+          <w:p>
+            <w:r>
+              <w:rPr>
+                <w:rFonts w:ascii="Times New Roman" w:hAnsi="Times New Roman"/>
+                <w:sz w:val="20"/>
+              </w:rPr>
+              <w:t>2.92980 ± 0.18609</w:t>
+            </w:r>
+          </w:p>
+        </w:tc>
+        <w:tc>
+          <w:tcPr>
+            <w:tcW w:type="dxa" w:w="864"/>
+          </w:tcPr>
+          <w:p>
+            <w:r>
+              <w:rPr>
+                <w:rFonts w:ascii="Times New Roman" w:hAnsi="Times New Roman"/>
+                <w:sz w:val="20"/>
+              </w:rPr>
+              <w:t>-0.0373</w:t>
+            </w:r>
+          </w:p>
+        </w:tc>
+        <w:tc>
+          <w:tcPr>
+            <w:tcW w:type="dxa" w:w="864"/>
+          </w:tcPr>
+          <w:p>
+            <w:r>
+              <w:rPr>
+                <w:rFonts w:ascii="Times New Roman" w:hAnsi="Times New Roman"/>
+                <w:sz w:val="20"/>
+              </w:rPr>
+              <w:t>2.28970</w:t>
+            </w:r>
+          </w:p>
+        </w:tc>
+        <w:tc>
+          <w:tcPr>
+            <w:tcW w:type="dxa" w:w="864"/>
+          </w:tcPr>
+          <w:p>
+            <w:r>
+              <w:rPr>
+                <w:rFonts w:ascii="Times New Roman" w:hAnsi="Times New Roman"/>
+                <w:sz w:val="20"/>
+              </w:rPr>
+              <w:t>-1.8886</w:t>
+            </w:r>
+          </w:p>
+        </w:tc>
+        <w:tc>
+          <w:tcPr>
+            <w:tcW w:type="dxa" w:w="864"/>
+          </w:tcPr>
+          <w:p>
+            <w:r>
+              <w:rPr>
+                <w:rFonts w:ascii="Times New Roman" w:hAnsi="Times New Roman"/>
+                <w:sz w:val="20"/>
+              </w:rPr>
+              <w:t>+4.32\%</w:t>
+            </w:r>
+          </w:p>
+        </w:tc>
+        <w:tc>
+          <w:tcPr>
+            <w:tcW w:type="dxa" w:w="864"/>
+          </w:tcPr>
+          <w:p>
+            <w:r>
+              <w:rPr>
+                <w:rFonts w:ascii="Times New Roman" w:hAnsi="Times New Roman"/>
+                <w:sz w:val="20"/>
+              </w:rPr>
+              <w:t>No</w:t>
+            </w:r>
+          </w:p>
+        </w:tc>
+        <w:tc>
+          <w:tcPr>
+            <w:tcW w:type="dxa" w:w="864"/>
+          </w:tcPr>
+          <w:p>
+            <w:r>
+              <w:rPr>
+                <w:rFonts w:ascii="Times New Roman" w:hAnsi="Times New Roman"/>
+                <w:sz w:val="20"/>
+              </w:rPr>
+              <w:t>—</w:t>
+            </w:r>
+          </w:p>
+        </w:tc>
+      </w:tr>
+      <w:tr>
+        <w:tc>
+          <w:tcPr>
+            <w:tcW w:type="dxa" w:w="8640"/>
+            <w:gridSpan w:val="10"/>
+          </w:tcPr>
+          <w:p>
+            <w:r>
+              <w:rPr>
+                <w:rFonts w:ascii="Times New Roman" w:hAnsi="Times New Roman"/>
+                <w:b/>
+                <w:sz w:val="20"/>
+              </w:rPr>
+              <w:t>Panel C</w:t>
             </w:r>
           </w:p>
         </w:tc>
@@ -1243,7 +2095,7 @@
                 <w:rFonts w:ascii="Times New Roman" w:hAnsi="Times New Roman"/>
                 <w:sz w:val="20"/>
               </w:rPr>
-              <w:t>102.56736 ± 0.00021</w:t>
+              <w:t>106.43166 ± 0.01492</w:t>
             </w:r>
           </w:p>
         </w:tc>
@@ -1257,7 +2109,7 @@
                 <w:rFonts w:ascii="Times New Roman" w:hAnsi="Times New Roman"/>
                 <w:sz w:val="20"/>
               </w:rPr>
-              <w:t>10.12755</w:t>
+              <w:t>10.31657</w:t>
             </w:r>
           </w:p>
         </w:tc>
@@ -1271,7 +2123,7 @@
                 <w:rFonts w:ascii="Times New Roman" w:hAnsi="Times New Roman"/>
                 <w:sz w:val="20"/>
               </w:rPr>
-              <w:t>2.91771 ± 0.00002</w:t>
+              <w:t>3.09344 ± 0.00053</w:t>
             </w:r>
           </w:p>
         </w:tc>
@@ -1285,7 +2137,7 @@
                 <w:rFonts w:ascii="Times New Roman" w:hAnsi="Times New Roman"/>
                 <w:sz w:val="20"/>
               </w:rPr>
-              <w:t>-0.0580</w:t>
+              <w:t>-0.0979</w:t>
             </w:r>
           </w:p>
         </w:tc>
@@ -1299,7 +2151,7 @@
                 <w:rFonts w:ascii="Times New Roman" w:hAnsi="Times New Roman"/>
                 <w:sz w:val="20"/>
               </w:rPr>
-              <w:t>3.20545</w:t>
+              <w:t>3.18661</w:t>
             </w:r>
           </w:p>
         </w:tc>
@@ -1313,7 +2165,7 @@
                 <w:rFonts w:ascii="Times New Roman" w:hAnsi="Times New Roman"/>
                 <w:sz w:val="20"/>
               </w:rPr>
-              <w:t>-2.0218</w:t>
+              <w:t>-2.0119</w:t>
             </w:r>
           </w:p>
         </w:tc>
@@ -1327,7 +2179,7 @@
                 <w:rFonts w:ascii="Times New Roman" w:hAnsi="Times New Roman"/>
                 <w:sz w:val="20"/>
               </w:rPr>
-              <w:t>+6.40\%</w:t>
+              <w:t>+10.41\%</w:t>
             </w:r>
           </w:p>
         </w:tc>
@@ -1356,6 +2208,148 @@
                 <w:sz w:val="20"/>
               </w:rPr>
               <w:t>DEGENERATE</w:t>
+            </w:r>
+          </w:p>
+        </w:tc>
+      </w:tr>
+      <w:tr>
+        <w:tc>
+          <w:tcPr>
+            <w:tcW w:type="dxa" w:w="864"/>
+          </w:tcPr>
+          <w:p>
+            <w:r>
+              <w:rPr>
+                <w:rFonts w:ascii="Times New Roman" w:hAnsi="Times New Roman"/>
+                <w:sz w:val="20"/>
+              </w:rPr>
+              <w:t>GARCH-LSTM</w:t>
+            </w:r>
+          </w:p>
+        </w:tc>
+        <w:tc>
+          <w:tcPr>
+            <w:tcW w:type="dxa" w:w="864"/>
+          </w:tcPr>
+          <w:p>
+            <w:r>
+              <w:rPr>
+                <w:rFonts w:ascii="Times New Roman" w:hAnsi="Times New Roman"/>
+                <w:sz w:val="20"/>
+              </w:rPr>
+              <w:t>97.10399 ± 0.00215</w:t>
+            </w:r>
+          </w:p>
+        </w:tc>
+        <w:tc>
+          <w:tcPr>
+            <w:tcW w:type="dxa" w:w="864"/>
+          </w:tcPr>
+          <w:p>
+            <w:r>
+              <w:rPr>
+                <w:rFonts w:ascii="Times New Roman" w:hAnsi="Times New Roman"/>
+                <w:sz w:val="20"/>
+              </w:rPr>
+              <w:t>9.85414</w:t>
+            </w:r>
+          </w:p>
+        </w:tc>
+        <w:tc>
+          <w:tcPr>
+            <w:tcW w:type="dxa" w:w="864"/>
+          </w:tcPr>
+          <w:p>
+            <w:r>
+              <w:rPr>
+                <w:rFonts w:ascii="Times New Roman" w:hAnsi="Times New Roman"/>
+                <w:sz w:val="20"/>
+              </w:rPr>
+              <w:t>2.92815 ± 0.00042</w:t>
+            </w:r>
+          </w:p>
+        </w:tc>
+        <w:tc>
+          <w:tcPr>
+            <w:tcW w:type="dxa" w:w="864"/>
+          </w:tcPr>
+          <w:p>
+            <w:r>
+              <w:rPr>
+                <w:rFonts w:ascii="Times New Roman" w:hAnsi="Times New Roman"/>
+                <w:sz w:val="20"/>
+              </w:rPr>
+              <w:t>-0.0017</w:t>
+            </w:r>
+          </w:p>
+        </w:tc>
+        <w:tc>
+          <w:tcPr>
+            <w:tcW w:type="dxa" w:w="864"/>
+          </w:tcPr>
+          <w:p>
+            <w:r>
+              <w:rPr>
+                <w:rFonts w:ascii="Times New Roman" w:hAnsi="Times New Roman"/>
+                <w:sz w:val="20"/>
+              </w:rPr>
+              <w:t>2.11707</w:t>
+            </w:r>
+          </w:p>
+        </w:tc>
+        <w:tc>
+          <w:tcPr>
+            <w:tcW w:type="dxa" w:w="864"/>
+          </w:tcPr>
+          <w:p>
+            <w:r>
+              <w:rPr>
+                <w:rFonts w:ascii="Times New Roman" w:hAnsi="Times New Roman"/>
+                <w:sz w:val="20"/>
+              </w:rPr>
+              <w:t>-1.8654</w:t>
+            </w:r>
+          </w:p>
+        </w:tc>
+        <w:tc>
+          <w:tcPr>
+            <w:tcW w:type="dxa" w:w="864"/>
+          </w:tcPr>
+          <w:p>
+            <w:r>
+              <w:rPr>
+                <w:rFonts w:ascii="Times New Roman" w:hAnsi="Times New Roman"/>
+                <w:sz w:val="20"/>
+              </w:rPr>
+              <w:t>+0.73\%</w:t>
+            </w:r>
+          </w:p>
+        </w:tc>
+        <w:tc>
+          <w:tcPr>
+            <w:tcW w:type="dxa" w:w="864"/>
+          </w:tcPr>
+          <w:p>
+            <w:r>
+              <w:rPr>
+                <w:rFonts w:ascii="Times New Roman" w:hAnsi="Times New Roman"/>
+                <w:sz w:val="20"/>
+              </w:rPr>
+              <w:t>Yes</w:t>
+            </w:r>
+          </w:p>
+        </w:tc>
+        <w:tc>
+          <w:tcPr>
+            <w:tcW w:type="dxa" w:w="864"/>
+          </w:tcPr>
+          <w:p>
+            <w:r>
+              <w:rPr>
+                <w:rFonts w:ascii="Times New Roman" w:hAnsi="Times New Roman"/>
+                <w:sz w:val="20"/>
+              </w:rPr>
+              <w:t>—</w:t>
             </w:r>
           </w:p>
         </w:tc>
@@ -1431,7 +2425,7 @@
                 <w:rFonts w:ascii="Times New Roman" w:hAnsi="Times New Roman"/>
                 <w:sz w:val="20"/>
               </w:rPr>
-              <w:t>\textbf{2.72721}</w:t>
+              <w:t>2.72721</w:t>
             </w:r>
           </w:p>
         </w:tc>

--- a/outputs/tables/Table8_OOS_GOLD.docx
+++ b/outputs/tables/Table8_OOS_GOLD.docx
@@ -2081,149 +2081,7 @@
                 <w:rFonts w:ascii="Times New Roman" w:hAnsi="Times New Roman"/>
                 <w:sz w:val="20"/>
               </w:rPr>
-              <w:t>ARCH-LSTM</w:t>
-            </w:r>
-          </w:p>
-        </w:tc>
-        <w:tc>
-          <w:tcPr>
-            <w:tcW w:type="dxa" w:w="864"/>
-          </w:tcPr>
-          <w:p>
-            <w:r>
-              <w:rPr>
-                <w:rFonts w:ascii="Times New Roman" w:hAnsi="Times New Roman"/>
-                <w:sz w:val="20"/>
-              </w:rPr>
-              <w:t>106.43166 ± 0.01492</w:t>
-            </w:r>
-          </w:p>
-        </w:tc>
-        <w:tc>
-          <w:tcPr>
-            <w:tcW w:type="dxa" w:w="864"/>
-          </w:tcPr>
-          <w:p>
-            <w:r>
-              <w:rPr>
-                <w:rFonts w:ascii="Times New Roman" w:hAnsi="Times New Roman"/>
-                <w:sz w:val="20"/>
-              </w:rPr>
-              <w:t>10.31657</w:t>
-            </w:r>
-          </w:p>
-        </w:tc>
-        <w:tc>
-          <w:tcPr>
-            <w:tcW w:type="dxa" w:w="864"/>
-          </w:tcPr>
-          <w:p>
-            <w:r>
-              <w:rPr>
-                <w:rFonts w:ascii="Times New Roman" w:hAnsi="Times New Roman"/>
-                <w:sz w:val="20"/>
-              </w:rPr>
-              <w:t>3.09344 ± 0.00053</w:t>
-            </w:r>
-          </w:p>
-        </w:tc>
-        <w:tc>
-          <w:tcPr>
-            <w:tcW w:type="dxa" w:w="864"/>
-          </w:tcPr>
-          <w:p>
-            <w:r>
-              <w:rPr>
-                <w:rFonts w:ascii="Times New Roman" w:hAnsi="Times New Roman"/>
-                <w:sz w:val="20"/>
-              </w:rPr>
-              <w:t>-0.0979</w:t>
-            </w:r>
-          </w:p>
-        </w:tc>
-        <w:tc>
-          <w:tcPr>
-            <w:tcW w:type="dxa" w:w="864"/>
-          </w:tcPr>
-          <w:p>
-            <w:r>
-              <w:rPr>
-                <w:rFonts w:ascii="Times New Roman" w:hAnsi="Times New Roman"/>
-                <w:sz w:val="20"/>
-              </w:rPr>
-              <w:t>3.18661</w:t>
-            </w:r>
-          </w:p>
-        </w:tc>
-        <w:tc>
-          <w:tcPr>
-            <w:tcW w:type="dxa" w:w="864"/>
-          </w:tcPr>
-          <w:p>
-            <w:r>
-              <w:rPr>
-                <w:rFonts w:ascii="Times New Roman" w:hAnsi="Times New Roman"/>
-                <w:sz w:val="20"/>
-              </w:rPr>
-              <w:t>-2.0119</w:t>
-            </w:r>
-          </w:p>
-        </w:tc>
-        <w:tc>
-          <w:tcPr>
-            <w:tcW w:type="dxa" w:w="864"/>
-          </w:tcPr>
-          <w:p>
-            <w:r>
-              <w:rPr>
-                <w:rFonts w:ascii="Times New Roman" w:hAnsi="Times New Roman"/>
-                <w:sz w:val="20"/>
-              </w:rPr>
-              <w:t>+10.41\%</w:t>
-            </w:r>
-          </w:p>
-        </w:tc>
-        <w:tc>
-          <w:tcPr>
-            <w:tcW w:type="dxa" w:w="864"/>
-          </w:tcPr>
-          <w:p>
-            <w:r>
-              <w:rPr>
-                <w:rFonts w:ascii="Times New Roman" w:hAnsi="Times New Roman"/>
-                <w:sz w:val="20"/>
-              </w:rPr>
-              <w:t>No</w:t>
-            </w:r>
-          </w:p>
-        </w:tc>
-        <w:tc>
-          <w:tcPr>
-            <w:tcW w:type="dxa" w:w="864"/>
-          </w:tcPr>
-          <w:p>
-            <w:r>
-              <w:rPr>
-                <w:rFonts w:ascii="Times New Roman" w:hAnsi="Times New Roman"/>
-                <w:sz w:val="20"/>
-              </w:rPr>
-              <w:t>DEGENERATE</w:t>
-            </w:r>
-          </w:p>
-        </w:tc>
-      </w:tr>
-      <w:tr>
-        <w:tc>
-          <w:tcPr>
-            <w:tcW w:type="dxa" w:w="864"/>
-          </w:tcPr>
-          <w:p>
-            <w:r>
-              <w:rPr>
-                <w:rFonts w:ascii="Times New Roman" w:hAnsi="Times New Roman"/>
-                <w:sz w:val="20"/>
-              </w:rPr>
-              <w:t>GARCH-LSTM</w:t>
+              <w:t>LSTM-SSE-t-Student</w:t>
             </w:r>
           </w:p>
         </w:tc>
